--- a/ENSF 381 L02 - (Winter 2025) - Full Stack Web Development - 2102025 - 510 PM/Answer_sheet2.docx
+++ b/ENSF 381 L02 - (Winter 2025) - Full Stack Web Development - 2102025 - 510 PM/Answer_sheet2.docx
@@ -114,6 +114,16 @@
         </w:rPr>
         <w:t xml:space="preserve"> </w:t>
       </w:r>
+      <w:r>
+        <w:rPr>
+          <w:rFonts w:ascii="Times New Roman" w:hAnsi="Times New Roman" w:cs="Times New Roman"/>
+          <w:b/>
+          <w:bCs/>
+          <w:sz w:val="32"/>
+          <w:szCs w:val="32"/>
+        </w:rPr>
+        <w:t>02</w:t>
+      </w:r>
     </w:p>
     <w:p>
       <w:pPr>
@@ -246,9 +256,18 @@
           <w:bCs/>
           <w:sz w:val="28"/>
           <w:szCs w:val="28"/>
-          <w:u w:val="single"/>
-        </w:rPr>
-      </w:pPr>
+        </w:rPr>
+      </w:pPr>
+      <w:r>
+        <w:rPr>
+          <w:rFonts w:ascii="Times New Roman" w:hAnsi="Times New Roman" w:cs="Times New Roman"/>
+          <w:b/>
+          <w:bCs/>
+          <w:sz w:val="28"/>
+          <w:szCs w:val="28"/>
+        </w:rPr>
+        <w:t>https://github.com/Gauthier7k/ENSF381-Lab-3</w:t>
+      </w:r>
     </w:p>
     <w:p>
       <w:pPr>
@@ -322,6 +341,7 @@
           <w:rFonts w:ascii="Times New Roman" w:hAnsi="Times New Roman" w:cs="Times New Roman"/>
           <w:b/>
           <w:bCs/>
+          <w:noProof/>
           <w:sz w:val="28"/>
           <w:szCs w:val="28"/>
         </w:rPr>
@@ -418,6 +438,7 @@
       <w:r>
         <w:rPr>
           <w:rFonts w:ascii="Times New Roman" w:hAnsi="Times New Roman" w:cs="Times New Roman"/>
+          <w:noProof/>
           <w:sz w:val="28"/>
           <w:szCs w:val="28"/>
         </w:rPr>
@@ -473,6 +494,7 @@
           <w:rFonts w:ascii="Times New Roman" w:hAnsi="Times New Roman" w:cs="Times New Roman"/>
           <w:b/>
           <w:bCs/>
+          <w:noProof/>
           <w:sz w:val="28"/>
           <w:szCs w:val="28"/>
         </w:rPr>
@@ -529,6 +551,7 @@
           <w:rFonts w:ascii="Times New Roman" w:hAnsi="Times New Roman" w:cs="Times New Roman"/>
           <w:b/>
           <w:bCs/>
+          <w:noProof/>
           <w:sz w:val="28"/>
           <w:szCs w:val="28"/>
         </w:rPr>
@@ -584,6 +607,7 @@
           <w:rFonts w:ascii="Times New Roman" w:hAnsi="Times New Roman" w:cs="Times New Roman"/>
           <w:b/>
           <w:bCs/>
+          <w:noProof/>
           <w:sz w:val="28"/>
           <w:szCs w:val="28"/>
         </w:rPr>
@@ -640,6 +664,7 @@
           <w:rFonts w:ascii="Times New Roman" w:hAnsi="Times New Roman" w:cs="Times New Roman"/>
           <w:b/>
           <w:bCs/>
+          <w:noProof/>
           <w:sz w:val="28"/>
           <w:szCs w:val="28"/>
         </w:rPr>
@@ -685,6 +710,7 @@
           <w:rFonts w:ascii="Times New Roman" w:hAnsi="Times New Roman" w:cs="Times New Roman"/>
           <w:b/>
           <w:bCs/>
+          <w:noProof/>
           <w:sz w:val="28"/>
           <w:szCs w:val="28"/>
         </w:rPr>
@@ -740,6 +766,7 @@
           <w:rFonts w:ascii="Times New Roman" w:hAnsi="Times New Roman" w:cs="Times New Roman"/>
           <w:b/>
           <w:bCs/>
+          <w:noProof/>
           <w:sz w:val="28"/>
           <w:szCs w:val="28"/>
         </w:rPr>
@@ -796,6 +823,7 @@
           <w:rFonts w:ascii="Times New Roman" w:hAnsi="Times New Roman" w:cs="Times New Roman"/>
           <w:b/>
           <w:bCs/>
+          <w:noProof/>
           <w:sz w:val="28"/>
           <w:szCs w:val="28"/>
         </w:rPr>
@@ -919,6 +947,7 @@
           <w:rFonts w:ascii="Times New Roman" w:hAnsi="Times New Roman" w:cs="Times New Roman"/>
           <w:b/>
           <w:bCs/>
+          <w:noProof/>
           <w:sz w:val="28"/>
           <w:szCs w:val="28"/>
         </w:rPr>
